--- a/Knowledge/3-Work knowledge/1-Software Engineering/2-Testing/5-My Source/1-ISTQB Foundation Level/1-Testing terms/21-Test manual and Test automated.docx
+++ b/Knowledge/3-Work knowledge/1-Software Engineering/2-Testing/5-My Source/1-ISTQB Foundation Level/1-Testing terms/21-Test manual and Test automated.docx
@@ -27,48 +27,39 @@
       </w:pPr>
       <w:r>
         <w:rPr>
-          <w:b/>
+          <w:rFonts w:ascii="Arial" w:eastAsia="Arial" w:hAnsi="Arial"/>
+          <w:sz w:val="18"/>
+          <w:highlight w:val="lightGray"/>
           <w:shd w:val="clear" w:color="auto" w:fill="B7B7B7"/>
         </w:rPr>
-        <w:t># Source</w:t>
-      </w:r>
-      <w:r>
-        <w:rPr>
+        <w:t xml:space="preserve"># Source: Chatgot </w:t>
+      </w:r>
+      <w:r>
+        <w:rPr>
+          <w:rFonts w:ascii="Arial" w:eastAsia="Arial" w:hAnsi="Arial"/>
+          <w:sz w:val="18"/>
+          <w:szCs w:val="14"/>
+          <w:highlight w:val="lightGray"/>
           <w:shd w:val="clear" w:color="auto" w:fill="B7B7B7"/>
         </w:rPr>
-        <w:t xml:space="preserve">: </w:t>
-      </w:r>
-      <w:r>
-        <w:rPr>
-          <w:b/>
+        <w:t>(GPT</w:t>
+      </w:r>
+      <w:r>
+        <w:rPr>
+          <w:rFonts w:ascii="Arial" w:eastAsia="Arial" w:hAnsi="Arial" w:cs="Cambria Math"/>
+          <w:sz w:val="18"/>
+          <w:szCs w:val="14"/>
+          <w:highlight w:val="lightGray"/>
           <w:shd w:val="clear" w:color="auto" w:fill="B7B7B7"/>
         </w:rPr>
-        <w:t xml:space="preserve">Chatgot </w:t>
-      </w:r>
-      <w:r>
-        <w:rPr>
-          <w:b/>
-          <w:sz w:val="14"/>
+        <w:t>‑</w:t>
+      </w:r>
+      <w:r>
+        <w:rPr>
+          <w:rFonts w:ascii="Arial" w:eastAsia="Arial" w:hAnsi="Arial"/>
+          <w:sz w:val="18"/>
           <w:szCs w:val="14"/>
-          <w:shd w:val="clear" w:color="auto" w:fill="B7B7B7"/>
-        </w:rPr>
-        <w:t>(GPT</w:t>
-      </w:r>
-      <w:r>
-        <w:rPr>
-          <w:rFonts w:ascii="Cambria Math" w:hAnsi="Cambria Math" w:cs="Cambria Math"/>
-          <w:b/>
-          <w:sz w:val="14"/>
-          <w:szCs w:val="14"/>
-          <w:shd w:val="clear" w:color="auto" w:fill="B7B7B7"/>
-        </w:rPr>
-        <w:t>‑</w:t>
-      </w:r>
-      <w:r>
-        <w:rPr>
-          <w:b/>
-          <w:sz w:val="14"/>
-          <w:szCs w:val="14"/>
+          <w:highlight w:val="lightGray"/>
           <w:shd w:val="clear" w:color="auto" w:fill="B7B7B7"/>
         </w:rPr>
         <w:t>5 Mini) at [9/4/2025]</w:t>
@@ -131,7 +122,7 @@
     </w:p>
     <w:p>
       <w:r>
-        <w:pict w14:anchorId="2D231995">
+        <w:pict w14:anchorId="2C0BAC38">
           <v:rect id="_x0000_i1025" style="width:0;height:1.5pt" o:hralign="center" o:hrstd="t" o:hr="t" fillcolor="#a0a0a0" stroked="f"/>
         </w:pict>
       </w:r>
@@ -156,48 +147,39 @@
       </w:pPr>
       <w:r>
         <w:rPr>
-          <w:b/>
+          <w:rFonts w:ascii="Arial" w:eastAsia="Arial" w:hAnsi="Arial"/>
+          <w:sz w:val="18"/>
+          <w:highlight w:val="lightGray"/>
           <w:shd w:val="clear" w:color="auto" w:fill="B7B7B7"/>
         </w:rPr>
-        <w:t># Source</w:t>
-      </w:r>
-      <w:r>
-        <w:rPr>
+        <w:t xml:space="preserve"># Source: Chatgot </w:t>
+      </w:r>
+      <w:r>
+        <w:rPr>
+          <w:rFonts w:ascii="Arial" w:eastAsia="Arial" w:hAnsi="Arial"/>
+          <w:sz w:val="18"/>
+          <w:szCs w:val="14"/>
+          <w:highlight w:val="lightGray"/>
           <w:shd w:val="clear" w:color="auto" w:fill="B7B7B7"/>
         </w:rPr>
-        <w:t xml:space="preserve">: </w:t>
-      </w:r>
-      <w:r>
-        <w:rPr>
-          <w:b/>
+        <w:t>(GPT</w:t>
+      </w:r>
+      <w:r>
+        <w:rPr>
+          <w:rFonts w:ascii="Arial" w:eastAsia="Arial" w:hAnsi="Arial" w:cs="Cambria Math"/>
+          <w:sz w:val="18"/>
+          <w:szCs w:val="14"/>
+          <w:highlight w:val="lightGray"/>
           <w:shd w:val="clear" w:color="auto" w:fill="B7B7B7"/>
         </w:rPr>
-        <w:t xml:space="preserve">Chatgot </w:t>
-      </w:r>
-      <w:r>
-        <w:rPr>
-          <w:b/>
-          <w:sz w:val="14"/>
+        <w:t>‑</w:t>
+      </w:r>
+      <w:r>
+        <w:rPr>
+          <w:rFonts w:ascii="Arial" w:eastAsia="Arial" w:hAnsi="Arial"/>
+          <w:sz w:val="18"/>
           <w:szCs w:val="14"/>
-          <w:shd w:val="clear" w:color="auto" w:fill="B7B7B7"/>
-        </w:rPr>
-        <w:t>(GPT</w:t>
-      </w:r>
-      <w:r>
-        <w:rPr>
-          <w:rFonts w:ascii="Cambria Math" w:hAnsi="Cambria Math" w:cs="Cambria Math"/>
-          <w:b/>
-          <w:sz w:val="14"/>
-          <w:szCs w:val="14"/>
-          <w:shd w:val="clear" w:color="auto" w:fill="B7B7B7"/>
-        </w:rPr>
-        <w:t>‑</w:t>
-      </w:r>
-      <w:r>
-        <w:rPr>
-          <w:b/>
-          <w:sz w:val="14"/>
-          <w:szCs w:val="14"/>
+          <w:highlight w:val="lightGray"/>
           <w:shd w:val="clear" w:color="auto" w:fill="B7B7B7"/>
         </w:rPr>
         <w:t>5 Mini) at [9/4/2025]</w:t>
@@ -283,7 +265,7 @@
     </w:p>
     <w:p>
       <w:r>
-        <w:pict w14:anchorId="36992B84">
+        <w:pict w14:anchorId="56DA98B0">
           <v:rect id="_x0000_i1026" style="width:0;height:1.5pt" o:hralign="center" o:hrstd="t" o:hr="t" fillcolor="#a0a0a0" stroked="f"/>
         </w:pict>
       </w:r>
@@ -308,48 +290,39 @@
       </w:pPr>
       <w:r>
         <w:rPr>
-          <w:b/>
+          <w:rFonts w:ascii="Arial" w:eastAsia="Arial" w:hAnsi="Arial"/>
+          <w:sz w:val="18"/>
+          <w:highlight w:val="lightGray"/>
           <w:shd w:val="clear" w:color="auto" w:fill="B7B7B7"/>
         </w:rPr>
-        <w:t># Source</w:t>
-      </w:r>
-      <w:r>
-        <w:rPr>
+        <w:t xml:space="preserve"># Source: Chatgot </w:t>
+      </w:r>
+      <w:r>
+        <w:rPr>
+          <w:rFonts w:ascii="Arial" w:eastAsia="Arial" w:hAnsi="Arial"/>
+          <w:sz w:val="18"/>
+          <w:szCs w:val="14"/>
+          <w:highlight w:val="lightGray"/>
           <w:shd w:val="clear" w:color="auto" w:fill="B7B7B7"/>
         </w:rPr>
-        <w:t xml:space="preserve">: </w:t>
-      </w:r>
-      <w:r>
-        <w:rPr>
-          <w:b/>
+        <w:t>(GPT</w:t>
+      </w:r>
+      <w:r>
+        <w:rPr>
+          <w:rFonts w:ascii="Arial" w:eastAsia="Arial" w:hAnsi="Arial" w:cs="Cambria Math"/>
+          <w:sz w:val="18"/>
+          <w:szCs w:val="14"/>
+          <w:highlight w:val="lightGray"/>
           <w:shd w:val="clear" w:color="auto" w:fill="B7B7B7"/>
         </w:rPr>
-        <w:t xml:space="preserve">Chatgot </w:t>
-      </w:r>
-      <w:r>
-        <w:rPr>
-          <w:b/>
-          <w:sz w:val="14"/>
+        <w:t>‑</w:t>
+      </w:r>
+      <w:r>
+        <w:rPr>
+          <w:rFonts w:ascii="Arial" w:eastAsia="Arial" w:hAnsi="Arial"/>
+          <w:sz w:val="18"/>
           <w:szCs w:val="14"/>
-          <w:shd w:val="clear" w:color="auto" w:fill="B7B7B7"/>
-        </w:rPr>
-        <w:t>(GPT</w:t>
-      </w:r>
-      <w:r>
-        <w:rPr>
-          <w:rFonts w:ascii="Cambria Math" w:hAnsi="Cambria Math" w:cs="Cambria Math"/>
-          <w:b/>
-          <w:sz w:val="14"/>
-          <w:szCs w:val="14"/>
-          <w:shd w:val="clear" w:color="auto" w:fill="B7B7B7"/>
-        </w:rPr>
-        <w:t>‑</w:t>
-      </w:r>
-      <w:r>
-        <w:rPr>
-          <w:b/>
-          <w:sz w:val="14"/>
-          <w:szCs w:val="14"/>
+          <w:highlight w:val="lightGray"/>
           <w:shd w:val="clear" w:color="auto" w:fill="B7B7B7"/>
         </w:rPr>
         <w:t>5 Mini) at [9/4/2025]</w:t>
@@ -444,7 +417,6 @@
         <w:rPr>
           <w:rFonts w:ascii="Roboto Mono" w:hAnsi="Roboto Mono"/>
         </w:rPr>
-        <w:lastRenderedPageBreak/>
         <w:t>Exploratory testing.</w:t>
       </w:r>
     </w:p>
@@ -484,7 +456,7 @@
     </w:p>
     <w:p>
       <w:r>
-        <w:pict w14:anchorId="2D273E3F">
+        <w:pict w14:anchorId="1B20888F">
           <v:rect id="_x0000_i1027" style="width:0;height:1.5pt" o:hralign="center" o:hrstd="t" o:hr="t" fillcolor="#a0a0a0" stroked="f"/>
         </w:pict>
       </w:r>
@@ -509,50 +481,41 @@
       </w:pPr>
       <w:r>
         <w:rPr>
-          <w:b/>
+          <w:rFonts w:ascii="Arial" w:eastAsia="Arial" w:hAnsi="Arial"/>
+          <w:sz w:val="18"/>
+          <w:highlight w:val="lightGray"/>
           <w:shd w:val="clear" w:color="auto" w:fill="B7B7B7"/>
         </w:rPr>
-        <w:t># Source</w:t>
-      </w:r>
-      <w:r>
-        <w:rPr>
+        <w:t xml:space="preserve"># Source: Chatgot </w:t>
+      </w:r>
+      <w:r>
+        <w:rPr>
+          <w:rFonts w:ascii="Arial" w:eastAsia="Arial" w:hAnsi="Arial"/>
+          <w:sz w:val="18"/>
+          <w:szCs w:val="14"/>
+          <w:highlight w:val="lightGray"/>
           <w:shd w:val="clear" w:color="auto" w:fill="B7B7B7"/>
         </w:rPr>
-        <w:t xml:space="preserve">: </w:t>
-      </w:r>
-      <w:r>
-        <w:rPr>
-          <w:b/>
+        <w:t>(GPT</w:t>
+      </w:r>
+      <w:r>
+        <w:rPr>
+          <w:rFonts w:ascii="Arial" w:eastAsia="Arial" w:hAnsi="Arial" w:cs="Cambria Math"/>
+          <w:sz w:val="18"/>
+          <w:szCs w:val="14"/>
+          <w:highlight w:val="lightGray"/>
           <w:shd w:val="clear" w:color="auto" w:fill="B7B7B7"/>
         </w:rPr>
-        <w:t xml:space="preserve">Chatgot </w:t>
-      </w:r>
-      <w:r>
-        <w:rPr>
-          <w:b/>
-          <w:sz w:val="14"/>
+        <w:t>‑</w:t>
+      </w:r>
+      <w:r>
+        <w:rPr>
+          <w:rFonts w:ascii="Arial" w:eastAsia="Arial" w:hAnsi="Arial"/>
+          <w:sz w:val="18"/>
           <w:szCs w:val="14"/>
+          <w:highlight w:val="lightGray"/>
           <w:shd w:val="clear" w:color="auto" w:fill="B7B7B7"/>
         </w:rPr>
-        <w:t>(GPT</w:t>
-      </w:r>
-      <w:r>
-        <w:rPr>
-          <w:rFonts w:ascii="Cambria Math" w:hAnsi="Cambria Math" w:cs="Cambria Math"/>
-          <w:b/>
-          <w:sz w:val="14"/>
-          <w:szCs w:val="14"/>
-          <w:shd w:val="clear" w:color="auto" w:fill="B7B7B7"/>
-        </w:rPr>
-        <w:t>‑</w:t>
-      </w:r>
-      <w:r>
-        <w:rPr>
-          <w:b/>
-          <w:sz w:val="14"/>
-          <w:szCs w:val="14"/>
-          <w:shd w:val="clear" w:color="auto" w:fill="B7B7B7"/>
-        </w:rPr>
         <w:t>5 Mini) at [9/4/2025]</w:t>
       </w:r>
     </w:p>
@@ -562,7 +525,7 @@
           <w:noProof/>
         </w:rPr>
         <w:drawing>
-          <wp:inline distT="0" distB="0" distL="0" distR="0" wp14:anchorId="6ECA69B4" wp14:editId="6646203D">
+          <wp:inline distT="0" distB="0" distL="0" distR="0" wp14:anchorId="785BD1E2" wp14:editId="758FC5CB">
             <wp:extent cx="5943600" cy="1553845"/>
             <wp:effectExtent l="0" t="0" r="0" b="8255"/>
             <wp:docPr id="51058679" name="Picture 1"/>
@@ -964,7 +927,7 @@
     </w:tbl>
     <w:p>
       <w:r>
-        <w:pict w14:anchorId="558BC1D0">
+        <w:pict w14:anchorId="4A2389A6">
           <v:rect id="_x0000_i1028" style="width:0;height:1.5pt" o:hralign="center" o:hrstd="t" o:hr="t" fillcolor="#a0a0a0" stroked="f"/>
         </w:pict>
       </w:r>
@@ -977,7 +940,6 @@
         <w:rPr>
           <w:rFonts w:ascii="Segoe UI Emoji" w:hAnsi="Segoe UI Emoji" w:cs="Segoe UI Emoji"/>
         </w:rPr>
-        <w:lastRenderedPageBreak/>
         <w:t>💡</w:t>
       </w:r>
       <w:r>
@@ -993,59 +955,50 @@
       </w:pPr>
       <w:r>
         <w:rPr>
-          <w:b/>
+          <w:rFonts w:ascii="Arial" w:eastAsia="Arial" w:hAnsi="Arial"/>
+          <w:sz w:val="18"/>
+          <w:highlight w:val="lightGray"/>
           <w:shd w:val="clear" w:color="auto" w:fill="B7B7B7"/>
         </w:rPr>
-        <w:t># Source</w:t>
-      </w:r>
-      <w:r>
-        <w:rPr>
+        <w:t xml:space="preserve"># Source: Chatgot </w:t>
+      </w:r>
+      <w:r>
+        <w:rPr>
+          <w:rFonts w:ascii="Arial" w:eastAsia="Arial" w:hAnsi="Arial"/>
+          <w:sz w:val="18"/>
+          <w:szCs w:val="14"/>
+          <w:highlight w:val="lightGray"/>
           <w:shd w:val="clear" w:color="auto" w:fill="B7B7B7"/>
         </w:rPr>
-        <w:t xml:space="preserve">: </w:t>
-      </w:r>
-      <w:r>
-        <w:rPr>
-          <w:b/>
+        <w:t>(GPT</w:t>
+      </w:r>
+      <w:r>
+        <w:rPr>
+          <w:rFonts w:ascii="Arial" w:eastAsia="Arial" w:hAnsi="Arial" w:cs="Cambria Math"/>
+          <w:sz w:val="18"/>
+          <w:szCs w:val="14"/>
+          <w:highlight w:val="lightGray"/>
           <w:shd w:val="clear" w:color="auto" w:fill="B7B7B7"/>
         </w:rPr>
-        <w:t xml:space="preserve">Chatgot </w:t>
-      </w:r>
-      <w:r>
-        <w:rPr>
-          <w:b/>
-          <w:sz w:val="14"/>
+        <w:t>‑</w:t>
+      </w:r>
+      <w:r>
+        <w:rPr>
+          <w:rFonts w:ascii="Arial" w:eastAsia="Arial" w:hAnsi="Arial"/>
+          <w:sz w:val="18"/>
           <w:szCs w:val="14"/>
+          <w:highlight w:val="lightGray"/>
           <w:shd w:val="clear" w:color="auto" w:fill="B7B7B7"/>
         </w:rPr>
-        <w:t>(GPT</w:t>
-      </w:r>
-      <w:r>
-        <w:rPr>
-          <w:rFonts w:ascii="Cambria Math" w:hAnsi="Cambria Math" w:cs="Cambria Math"/>
-          <w:b/>
-          <w:sz w:val="14"/>
-          <w:szCs w:val="14"/>
-          <w:shd w:val="clear" w:color="auto" w:fill="B7B7B7"/>
-        </w:rPr>
-        <w:t>‑</w:t>
-      </w:r>
-      <w:r>
-        <w:rPr>
-          <w:b/>
-          <w:sz w:val="14"/>
-          <w:szCs w:val="14"/>
-          <w:shd w:val="clear" w:color="auto" w:fill="B7B7B7"/>
-        </w:rPr>
         <w:t>5 Mini) at [9/4/2025]</w:t>
       </w:r>
       <w:r>
+        <w:rPr>
+          <w:rFonts w:ascii="Arial" w:eastAsia="Arial" w:hAnsi="Arial"/>
+          <w:sz w:val="18"/>
+          <w:highlight w:val="lightGray"/>
+        </w:rPr>
         <w:br/>
-      </w:r>
-      <w:r>
-        <w:rPr>
-          <w:rFonts w:ascii="Roboto Mono" w:hAnsi="Roboto Mono"/>
-        </w:rPr>
         <w:t>You have a login page. In manual testing, the tester:</w:t>
       </w:r>
     </w:p>
@@ -1133,7 +1086,7 @@
     </w:p>
     <w:p>
       <w:r>
-        <w:pict w14:anchorId="6D973AFA">
+        <w:pict w14:anchorId="50648BE1">
           <v:rect id="_x0000_i1029" style="width:0;height:1.5pt" o:hralign="center" o:hrstd="t" o:hr="t" fillcolor="#a0a0a0" stroked="f"/>
         </w:pict>
       </w:r>
@@ -1149,48 +1102,39 @@
     <w:p>
       <w:r>
         <w:rPr>
-          <w:b/>
+          <w:rFonts w:ascii="Arial" w:eastAsia="Arial" w:hAnsi="Arial"/>
+          <w:sz w:val="18"/>
+          <w:highlight w:val="lightGray"/>
           <w:shd w:val="clear" w:color="auto" w:fill="B7B7B7"/>
         </w:rPr>
-        <w:t># Source</w:t>
-      </w:r>
-      <w:r>
-        <w:rPr>
+        <w:t xml:space="preserve"># Source: Chatgot </w:t>
+      </w:r>
+      <w:r>
+        <w:rPr>
+          <w:rFonts w:ascii="Arial" w:eastAsia="Arial" w:hAnsi="Arial"/>
+          <w:sz w:val="18"/>
+          <w:szCs w:val="14"/>
+          <w:highlight w:val="lightGray"/>
           <w:shd w:val="clear" w:color="auto" w:fill="B7B7B7"/>
         </w:rPr>
-        <w:t xml:space="preserve">: </w:t>
-      </w:r>
-      <w:r>
-        <w:rPr>
-          <w:b/>
+        <w:t>(GPT</w:t>
+      </w:r>
+      <w:r>
+        <w:rPr>
+          <w:rFonts w:ascii="Arial" w:eastAsia="Arial" w:hAnsi="Arial" w:cs="Cambria Math"/>
+          <w:sz w:val="18"/>
+          <w:szCs w:val="14"/>
+          <w:highlight w:val="lightGray"/>
           <w:shd w:val="clear" w:color="auto" w:fill="B7B7B7"/>
         </w:rPr>
-        <w:t xml:space="preserve">Chatgot </w:t>
-      </w:r>
-      <w:r>
-        <w:rPr>
-          <w:b/>
-          <w:sz w:val="14"/>
+        <w:t>‑</w:t>
+      </w:r>
+      <w:r>
+        <w:rPr>
+          <w:rFonts w:ascii="Arial" w:eastAsia="Arial" w:hAnsi="Arial"/>
+          <w:sz w:val="18"/>
           <w:szCs w:val="14"/>
-          <w:shd w:val="clear" w:color="auto" w:fill="B7B7B7"/>
-        </w:rPr>
-        <w:t>(GPT</w:t>
-      </w:r>
-      <w:r>
-        <w:rPr>
-          <w:rFonts w:ascii="Cambria Math" w:hAnsi="Cambria Math" w:cs="Cambria Math"/>
-          <w:b/>
-          <w:sz w:val="14"/>
-          <w:szCs w:val="14"/>
-          <w:shd w:val="clear" w:color="auto" w:fill="B7B7B7"/>
-        </w:rPr>
-        <w:t>‑</w:t>
-      </w:r>
-      <w:r>
-        <w:rPr>
-          <w:b/>
-          <w:sz w:val="14"/>
-          <w:szCs w:val="14"/>
+          <w:highlight w:val="lightGray"/>
           <w:shd w:val="clear" w:color="auto" w:fill="B7B7B7"/>
         </w:rPr>
         <w:t>5 Mini) at [9/4/2025]</w:t>
@@ -1295,7 +1239,7 @@
     </w:p>
     <w:p>
       <w:r>
-        <w:pict w14:anchorId="5DBE70AB">
+        <w:pict w14:anchorId="3C572A21">
           <v:rect id="_x0000_i1030" style="width:0;height:1.5pt" o:hralign="center" o:hrstd="t" o:hr="t" fillcolor="#a0a0a0" stroked="f"/>
         </w:pict>
       </w:r>
@@ -1317,48 +1261,39 @@
     <w:p>
       <w:r>
         <w:rPr>
-          <w:b/>
+          <w:rFonts w:ascii="Arial" w:eastAsia="Arial" w:hAnsi="Arial"/>
+          <w:sz w:val="18"/>
+          <w:highlight w:val="lightGray"/>
           <w:shd w:val="clear" w:color="auto" w:fill="B7B7B7"/>
         </w:rPr>
-        <w:t># Source</w:t>
-      </w:r>
-      <w:r>
-        <w:rPr>
+        <w:t xml:space="preserve"># Source: Chatgot </w:t>
+      </w:r>
+      <w:r>
+        <w:rPr>
+          <w:rFonts w:ascii="Arial" w:eastAsia="Arial" w:hAnsi="Arial"/>
+          <w:sz w:val="18"/>
+          <w:szCs w:val="14"/>
+          <w:highlight w:val="lightGray"/>
           <w:shd w:val="clear" w:color="auto" w:fill="B7B7B7"/>
         </w:rPr>
-        <w:t xml:space="preserve">: </w:t>
-      </w:r>
-      <w:r>
-        <w:rPr>
-          <w:b/>
+        <w:t>(GPT</w:t>
+      </w:r>
+      <w:r>
+        <w:rPr>
+          <w:rFonts w:ascii="Arial" w:eastAsia="Arial" w:hAnsi="Arial" w:cs="Cambria Math"/>
+          <w:sz w:val="18"/>
+          <w:szCs w:val="14"/>
+          <w:highlight w:val="lightGray"/>
           <w:shd w:val="clear" w:color="auto" w:fill="B7B7B7"/>
         </w:rPr>
-        <w:t xml:space="preserve">Chatgot </w:t>
-      </w:r>
-      <w:r>
-        <w:rPr>
-          <w:b/>
-          <w:sz w:val="14"/>
+        <w:t>‑</w:t>
+      </w:r>
+      <w:r>
+        <w:rPr>
+          <w:rFonts w:ascii="Arial" w:eastAsia="Arial" w:hAnsi="Arial"/>
+          <w:sz w:val="18"/>
           <w:szCs w:val="14"/>
-          <w:shd w:val="clear" w:color="auto" w:fill="B7B7B7"/>
-        </w:rPr>
-        <w:t>(GPT</w:t>
-      </w:r>
-      <w:r>
-        <w:rPr>
-          <w:rFonts w:ascii="Cambria Math" w:hAnsi="Cambria Math" w:cs="Cambria Math"/>
-          <w:b/>
-          <w:sz w:val="14"/>
-          <w:szCs w:val="14"/>
-          <w:shd w:val="clear" w:color="auto" w:fill="B7B7B7"/>
-        </w:rPr>
-        <w:t>‑</w:t>
-      </w:r>
-      <w:r>
-        <w:rPr>
-          <w:b/>
-          <w:sz w:val="14"/>
-          <w:szCs w:val="14"/>
+          <w:highlight w:val="lightGray"/>
           <w:shd w:val="clear" w:color="auto" w:fill="B7B7B7"/>
         </w:rPr>
         <w:t>5 Mini) at [9/4/2025]</w:t>
@@ -1484,7 +1419,7 @@
     </w:p>
     <w:p>
       <w:r>
-        <w:pict w14:anchorId="6DF54708">
+        <w:pict w14:anchorId="76F80356">
           <v:rect id="_x0000_i1031" style="width:0;height:1.5pt" o:hralign="center" o:hrstd="t" o:hr="t" fillcolor="#a0a0a0" stroked="f"/>
         </w:pict>
       </w:r>
@@ -1497,7 +1432,6 @@
         <w:rPr>
           <w:rFonts w:ascii="Segoe UI Emoji" w:hAnsi="Segoe UI Emoji" w:cs="Segoe UI Emoji"/>
         </w:rPr>
-        <w:lastRenderedPageBreak/>
         <w:t>🔹</w:t>
       </w:r>
       <w:r>
@@ -1507,48 +1441,39 @@
     <w:p>
       <w:r>
         <w:rPr>
-          <w:b/>
+          <w:rFonts w:ascii="Arial" w:eastAsia="Arial" w:hAnsi="Arial"/>
+          <w:sz w:val="18"/>
+          <w:highlight w:val="lightGray"/>
           <w:shd w:val="clear" w:color="auto" w:fill="B7B7B7"/>
         </w:rPr>
-        <w:t># Source</w:t>
-      </w:r>
-      <w:r>
-        <w:rPr>
+        <w:t xml:space="preserve"># Source: Chatgot </w:t>
+      </w:r>
+      <w:r>
+        <w:rPr>
+          <w:rFonts w:ascii="Arial" w:eastAsia="Arial" w:hAnsi="Arial"/>
+          <w:sz w:val="18"/>
+          <w:szCs w:val="14"/>
+          <w:highlight w:val="lightGray"/>
           <w:shd w:val="clear" w:color="auto" w:fill="B7B7B7"/>
         </w:rPr>
-        <w:t xml:space="preserve">: </w:t>
-      </w:r>
-      <w:r>
-        <w:rPr>
-          <w:b/>
+        <w:t>(GPT</w:t>
+      </w:r>
+      <w:r>
+        <w:rPr>
+          <w:rFonts w:ascii="Arial" w:eastAsia="Arial" w:hAnsi="Arial" w:cs="Cambria Math"/>
+          <w:sz w:val="18"/>
+          <w:szCs w:val="14"/>
+          <w:highlight w:val="lightGray"/>
           <w:shd w:val="clear" w:color="auto" w:fill="B7B7B7"/>
         </w:rPr>
-        <w:t xml:space="preserve">Chatgot </w:t>
-      </w:r>
-      <w:r>
-        <w:rPr>
-          <w:b/>
-          <w:sz w:val="14"/>
+        <w:t>‑</w:t>
+      </w:r>
+      <w:r>
+        <w:rPr>
+          <w:rFonts w:ascii="Arial" w:eastAsia="Arial" w:hAnsi="Arial"/>
+          <w:sz w:val="18"/>
           <w:szCs w:val="14"/>
-          <w:shd w:val="clear" w:color="auto" w:fill="B7B7B7"/>
-        </w:rPr>
-        <w:t>(GPT</w:t>
-      </w:r>
-      <w:r>
-        <w:rPr>
-          <w:rFonts w:ascii="Cambria Math" w:hAnsi="Cambria Math" w:cs="Cambria Math"/>
-          <w:b/>
-          <w:sz w:val="14"/>
-          <w:szCs w:val="14"/>
-          <w:shd w:val="clear" w:color="auto" w:fill="B7B7B7"/>
-        </w:rPr>
-        <w:t>‑</w:t>
-      </w:r>
-      <w:r>
-        <w:rPr>
-          <w:b/>
-          <w:sz w:val="14"/>
-          <w:szCs w:val="14"/>
+          <w:highlight w:val="lightGray"/>
           <w:shd w:val="clear" w:color="auto" w:fill="B7B7B7"/>
         </w:rPr>
         <w:t>5 Mini) at [9/4/2025]</w:t>
@@ -1895,8 +1820,7 @@
     </w:p>
     <w:p>
       <w:r>
-        <w:lastRenderedPageBreak/>
-        <w:pict w14:anchorId="75B2E1DC">
+        <w:pict w14:anchorId="23A4E1CC">
           <v:rect id="_x0000_i1032" style="width:0;height:1.5pt" o:hralign="center" o:hrstd="t" o:hr="t" fillcolor="#a0a0a0" stroked="f"/>
         </w:pict>
       </w:r>
@@ -1918,48 +1842,39 @@
     <w:p>
       <w:r>
         <w:rPr>
-          <w:b/>
+          <w:rFonts w:ascii="Arial" w:eastAsia="Arial" w:hAnsi="Arial"/>
+          <w:sz w:val="18"/>
+          <w:highlight w:val="lightGray"/>
           <w:shd w:val="clear" w:color="auto" w:fill="B7B7B7"/>
         </w:rPr>
-        <w:t># Source</w:t>
-      </w:r>
-      <w:r>
-        <w:rPr>
+        <w:t xml:space="preserve"># Source: Chatgot </w:t>
+      </w:r>
+      <w:r>
+        <w:rPr>
+          <w:rFonts w:ascii="Arial" w:eastAsia="Arial" w:hAnsi="Arial"/>
+          <w:sz w:val="18"/>
+          <w:szCs w:val="14"/>
+          <w:highlight w:val="lightGray"/>
           <w:shd w:val="clear" w:color="auto" w:fill="B7B7B7"/>
         </w:rPr>
-        <w:t xml:space="preserve">: </w:t>
-      </w:r>
-      <w:r>
-        <w:rPr>
-          <w:b/>
+        <w:t>(GPT</w:t>
+      </w:r>
+      <w:r>
+        <w:rPr>
+          <w:rFonts w:ascii="Arial" w:eastAsia="Arial" w:hAnsi="Arial" w:cs="Cambria Math"/>
+          <w:sz w:val="18"/>
+          <w:szCs w:val="14"/>
+          <w:highlight w:val="lightGray"/>
           <w:shd w:val="clear" w:color="auto" w:fill="B7B7B7"/>
         </w:rPr>
-        <w:t xml:space="preserve">Chatgot </w:t>
-      </w:r>
-      <w:r>
-        <w:rPr>
-          <w:b/>
-          <w:sz w:val="14"/>
+        <w:t>‑</w:t>
+      </w:r>
+      <w:r>
+        <w:rPr>
+          <w:rFonts w:ascii="Arial" w:eastAsia="Arial" w:hAnsi="Arial"/>
+          <w:sz w:val="18"/>
           <w:szCs w:val="14"/>
-          <w:shd w:val="clear" w:color="auto" w:fill="B7B7B7"/>
-        </w:rPr>
-        <w:t>(GPT</w:t>
-      </w:r>
-      <w:r>
-        <w:rPr>
-          <w:rFonts w:ascii="Cambria Math" w:hAnsi="Cambria Math" w:cs="Cambria Math"/>
-          <w:b/>
-          <w:sz w:val="14"/>
-          <w:szCs w:val="14"/>
-          <w:shd w:val="clear" w:color="auto" w:fill="B7B7B7"/>
-        </w:rPr>
-        <w:t>‑</w:t>
-      </w:r>
-      <w:r>
-        <w:rPr>
-          <w:b/>
-          <w:sz w:val="14"/>
-          <w:szCs w:val="14"/>
+          <w:highlight w:val="lightGray"/>
           <w:shd w:val="clear" w:color="auto" w:fill="B7B7B7"/>
         </w:rPr>
         <w:t>5 Mini) at [9/4/2025]</w:t>
@@ -2060,7 +1975,7 @@
     </w:p>
     <w:p>
       <w:r>
-        <w:pict w14:anchorId="6A8F9ABF">
+        <w:pict w14:anchorId="077703CA">
           <v:rect id="_x0000_i1033" style="width:0;height:1.5pt" o:hralign="center" o:hrstd="t" o:hr="t" fillcolor="#a0a0a0" stroked="f"/>
         </w:pict>
       </w:r>
@@ -2082,50 +1997,41 @@
     <w:p>
       <w:r>
         <w:rPr>
-          <w:b/>
+          <w:rFonts w:ascii="Arial" w:eastAsia="Arial" w:hAnsi="Arial"/>
+          <w:sz w:val="18"/>
+          <w:highlight w:val="lightGray"/>
           <w:shd w:val="clear" w:color="auto" w:fill="B7B7B7"/>
         </w:rPr>
-        <w:t># Source</w:t>
-      </w:r>
-      <w:r>
-        <w:rPr>
+        <w:t xml:space="preserve"># Source: Chatgot </w:t>
+      </w:r>
+      <w:r>
+        <w:rPr>
+          <w:rFonts w:ascii="Arial" w:eastAsia="Arial" w:hAnsi="Arial"/>
+          <w:sz w:val="18"/>
+          <w:szCs w:val="14"/>
+          <w:highlight w:val="lightGray"/>
           <w:shd w:val="clear" w:color="auto" w:fill="B7B7B7"/>
         </w:rPr>
-        <w:t xml:space="preserve">: </w:t>
-      </w:r>
-      <w:r>
-        <w:rPr>
-          <w:b/>
+        <w:t>(GPT</w:t>
+      </w:r>
+      <w:r>
+        <w:rPr>
+          <w:rFonts w:ascii="Arial" w:eastAsia="Arial" w:hAnsi="Arial" w:cs="Cambria Math"/>
+          <w:sz w:val="18"/>
+          <w:szCs w:val="14"/>
+          <w:highlight w:val="lightGray"/>
           <w:shd w:val="clear" w:color="auto" w:fill="B7B7B7"/>
         </w:rPr>
-        <w:t xml:space="preserve">Chatgot </w:t>
-      </w:r>
-      <w:r>
-        <w:rPr>
-          <w:b/>
-          <w:sz w:val="14"/>
+        <w:t>‑</w:t>
+      </w:r>
+      <w:r>
+        <w:rPr>
+          <w:rFonts w:ascii="Arial" w:eastAsia="Arial" w:hAnsi="Arial"/>
+          <w:sz w:val="18"/>
           <w:szCs w:val="14"/>
+          <w:highlight w:val="lightGray"/>
           <w:shd w:val="clear" w:color="auto" w:fill="B7B7B7"/>
         </w:rPr>
-        <w:t>(GPT</w:t>
-      </w:r>
-      <w:r>
-        <w:rPr>
-          <w:rFonts w:ascii="Cambria Math" w:hAnsi="Cambria Math" w:cs="Cambria Math"/>
-          <w:b/>
-          <w:sz w:val="14"/>
-          <w:szCs w:val="14"/>
-          <w:shd w:val="clear" w:color="auto" w:fill="B7B7B7"/>
-        </w:rPr>
-        <w:t>‑</w:t>
-      </w:r>
-      <w:r>
-        <w:rPr>
-          <w:b/>
-          <w:sz w:val="14"/>
-          <w:szCs w:val="14"/>
-          <w:shd w:val="clear" w:color="auto" w:fill="B7B7B7"/>
-        </w:rPr>
         <w:t>5 Mini) at [9/4/2025]</w:t>
       </w:r>
     </w:p>
@@ -2135,7 +2041,7 @@
           <w:noProof/>
         </w:rPr>
         <w:drawing>
-          <wp:inline distT="0" distB="0" distL="0" distR="0" wp14:anchorId="2B4FBC1F" wp14:editId="2CF0C3AF">
+          <wp:inline distT="0" distB="0" distL="0" distR="0" wp14:anchorId="27A3FA8D" wp14:editId="58CFCC29">
             <wp:extent cx="5943600" cy="878840"/>
             <wp:effectExtent l="0" t="0" r="0" b="0"/>
             <wp:docPr id="1042785521" name="Picture 1"/>
@@ -2379,7 +2285,7 @@
     </w:tbl>
     <w:p>
       <w:r>
-        <w:pict w14:anchorId="22308BE6">
+        <w:pict w14:anchorId="7BD90417">
           <v:rect id="_x0000_i1034" style="width:0;height:1.5pt" o:hralign="center" o:hrstd="t" o:hr="t" fillcolor="#a0a0a0" stroked="f"/>
         </w:pict>
       </w:r>
@@ -2395,48 +2301,39 @@
     <w:p>
       <w:r>
         <w:rPr>
-          <w:b/>
+          <w:rFonts w:ascii="Arial" w:eastAsia="Arial" w:hAnsi="Arial"/>
+          <w:sz w:val="18"/>
+          <w:highlight w:val="lightGray"/>
           <w:shd w:val="clear" w:color="auto" w:fill="B7B7B7"/>
         </w:rPr>
-        <w:t># Source</w:t>
-      </w:r>
-      <w:r>
-        <w:rPr>
+        <w:t xml:space="preserve"># Source: Chatgot </w:t>
+      </w:r>
+      <w:r>
+        <w:rPr>
+          <w:rFonts w:ascii="Arial" w:eastAsia="Arial" w:hAnsi="Arial"/>
+          <w:sz w:val="18"/>
+          <w:szCs w:val="14"/>
+          <w:highlight w:val="lightGray"/>
           <w:shd w:val="clear" w:color="auto" w:fill="B7B7B7"/>
         </w:rPr>
-        <w:t xml:space="preserve">: </w:t>
-      </w:r>
-      <w:r>
-        <w:rPr>
-          <w:b/>
+        <w:t>(GPT</w:t>
+      </w:r>
+      <w:r>
+        <w:rPr>
+          <w:rFonts w:ascii="Arial" w:eastAsia="Arial" w:hAnsi="Arial" w:cs="Cambria Math"/>
+          <w:sz w:val="18"/>
+          <w:szCs w:val="14"/>
+          <w:highlight w:val="lightGray"/>
           <w:shd w:val="clear" w:color="auto" w:fill="B7B7B7"/>
         </w:rPr>
-        <w:t xml:space="preserve">Chatgot </w:t>
-      </w:r>
-      <w:r>
-        <w:rPr>
-          <w:b/>
-          <w:sz w:val="14"/>
+        <w:t>‑</w:t>
+      </w:r>
+      <w:r>
+        <w:rPr>
+          <w:rFonts w:ascii="Arial" w:eastAsia="Arial" w:hAnsi="Arial"/>
+          <w:sz w:val="18"/>
           <w:szCs w:val="14"/>
-          <w:shd w:val="clear" w:color="auto" w:fill="B7B7B7"/>
-        </w:rPr>
-        <w:t>(GPT</w:t>
-      </w:r>
-      <w:r>
-        <w:rPr>
-          <w:rFonts w:ascii="Cambria Math" w:hAnsi="Cambria Math" w:cs="Cambria Math"/>
-          <w:b/>
-          <w:sz w:val="14"/>
-          <w:szCs w:val="14"/>
-          <w:shd w:val="clear" w:color="auto" w:fill="B7B7B7"/>
-        </w:rPr>
-        <w:t>‑</w:t>
-      </w:r>
-      <w:r>
-        <w:rPr>
-          <w:b/>
-          <w:sz w:val="14"/>
-          <w:szCs w:val="14"/>
+          <w:highlight w:val="lightGray"/>
           <w:shd w:val="clear" w:color="auto" w:fill="B7B7B7"/>
         </w:rPr>
         <w:t>5 Mini) at [9/4/2025]</w:t>
@@ -2507,8 +2404,7 @@
     </w:p>
     <w:p>
       <w:r>
-        <w:lastRenderedPageBreak/>
-        <w:pict w14:anchorId="3B73A95B">
+        <w:pict w14:anchorId="4F7EF0E6">
           <v:rect id="_x0000_i1035" style="width:0;height:1.5pt" o:hralign="center" o:hrstd="t" o:hr="t" fillcolor="#a0a0a0" stroked="f"/>
         </w:pict>
       </w:r>
@@ -2532,48 +2428,39 @@
       </w:pPr>
       <w:r>
         <w:rPr>
-          <w:b/>
+          <w:rFonts w:ascii="Arial" w:eastAsia="Arial" w:hAnsi="Arial"/>
+          <w:sz w:val="18"/>
+          <w:highlight w:val="lightGray"/>
           <w:shd w:val="clear" w:color="auto" w:fill="B7B7B7"/>
         </w:rPr>
-        <w:t># Source</w:t>
-      </w:r>
-      <w:r>
-        <w:rPr>
+        <w:t xml:space="preserve"># Source: Chatgot </w:t>
+      </w:r>
+      <w:r>
+        <w:rPr>
+          <w:rFonts w:ascii="Arial" w:eastAsia="Arial" w:hAnsi="Arial"/>
+          <w:sz w:val="18"/>
+          <w:szCs w:val="14"/>
+          <w:highlight w:val="lightGray"/>
           <w:shd w:val="clear" w:color="auto" w:fill="B7B7B7"/>
         </w:rPr>
-        <w:t xml:space="preserve">: </w:t>
-      </w:r>
-      <w:r>
-        <w:rPr>
-          <w:b/>
+        <w:t>(GPT</w:t>
+      </w:r>
+      <w:r>
+        <w:rPr>
+          <w:rFonts w:ascii="Arial" w:eastAsia="Arial" w:hAnsi="Arial" w:cs="Cambria Math"/>
+          <w:sz w:val="18"/>
+          <w:szCs w:val="14"/>
+          <w:highlight w:val="lightGray"/>
           <w:shd w:val="clear" w:color="auto" w:fill="B7B7B7"/>
         </w:rPr>
-        <w:t xml:space="preserve">Chatgot </w:t>
-      </w:r>
-      <w:r>
-        <w:rPr>
-          <w:b/>
-          <w:sz w:val="14"/>
+        <w:t>‑</w:t>
+      </w:r>
+      <w:r>
+        <w:rPr>
+          <w:rFonts w:ascii="Arial" w:eastAsia="Arial" w:hAnsi="Arial"/>
+          <w:sz w:val="18"/>
           <w:szCs w:val="14"/>
-          <w:shd w:val="clear" w:color="auto" w:fill="B7B7B7"/>
-        </w:rPr>
-        <w:t>(GPT</w:t>
-      </w:r>
-      <w:r>
-        <w:rPr>
-          <w:rFonts w:ascii="Cambria Math" w:hAnsi="Cambria Math" w:cs="Cambria Math"/>
-          <w:b/>
-          <w:sz w:val="14"/>
-          <w:szCs w:val="14"/>
-          <w:shd w:val="clear" w:color="auto" w:fill="B7B7B7"/>
-        </w:rPr>
-        <w:t>‑</w:t>
-      </w:r>
-      <w:r>
-        <w:rPr>
-          <w:b/>
-          <w:sz w:val="14"/>
-          <w:szCs w:val="14"/>
+          <w:highlight w:val="lightGray"/>
           <w:shd w:val="clear" w:color="auto" w:fill="B7B7B7"/>
         </w:rPr>
         <w:t>5 Mini) at [9/4/2025]</w:t>
@@ -2632,7 +2519,7 @@
     </w:p>
     <w:p>
       <w:r>
-        <w:pict w14:anchorId="5F34E7BE">
+        <w:pict w14:anchorId="53EC7BD9">
           <v:rect id="_x0000_i1036" style="width:0;height:1.5pt" o:hralign="center" o:hrstd="t" o:hr="t" fillcolor="#a0a0a0" stroked="f"/>
         </w:pict>
       </w:r>
@@ -2657,48 +2544,39 @@
       </w:pPr>
       <w:r>
         <w:rPr>
-          <w:b/>
+          <w:rFonts w:ascii="Arial" w:eastAsia="Arial" w:hAnsi="Arial"/>
+          <w:sz w:val="18"/>
+          <w:highlight w:val="lightGray"/>
           <w:shd w:val="clear" w:color="auto" w:fill="B7B7B7"/>
         </w:rPr>
-        <w:t># Source</w:t>
-      </w:r>
-      <w:r>
-        <w:rPr>
+        <w:t xml:space="preserve"># Source: Chatgot </w:t>
+      </w:r>
+      <w:r>
+        <w:rPr>
+          <w:rFonts w:ascii="Arial" w:eastAsia="Arial" w:hAnsi="Arial"/>
+          <w:sz w:val="18"/>
+          <w:szCs w:val="14"/>
+          <w:highlight w:val="lightGray"/>
           <w:shd w:val="clear" w:color="auto" w:fill="B7B7B7"/>
         </w:rPr>
-        <w:t xml:space="preserve">: </w:t>
-      </w:r>
-      <w:r>
-        <w:rPr>
-          <w:b/>
+        <w:t>(GPT</w:t>
+      </w:r>
+      <w:r>
+        <w:rPr>
+          <w:rFonts w:ascii="Arial" w:eastAsia="Arial" w:hAnsi="Arial" w:cs="Cambria Math"/>
+          <w:sz w:val="18"/>
+          <w:szCs w:val="14"/>
+          <w:highlight w:val="lightGray"/>
           <w:shd w:val="clear" w:color="auto" w:fill="B7B7B7"/>
         </w:rPr>
-        <w:t xml:space="preserve">Chatgot </w:t>
-      </w:r>
-      <w:r>
-        <w:rPr>
-          <w:b/>
-          <w:sz w:val="14"/>
+        <w:t>‑</w:t>
+      </w:r>
+      <w:r>
+        <w:rPr>
+          <w:rFonts w:ascii="Arial" w:eastAsia="Arial" w:hAnsi="Arial"/>
+          <w:sz w:val="18"/>
           <w:szCs w:val="14"/>
-          <w:shd w:val="clear" w:color="auto" w:fill="B7B7B7"/>
-        </w:rPr>
-        <w:t>(GPT</w:t>
-      </w:r>
-      <w:r>
-        <w:rPr>
-          <w:rFonts w:ascii="Cambria Math" w:hAnsi="Cambria Math" w:cs="Cambria Math"/>
-          <w:b/>
-          <w:sz w:val="14"/>
-          <w:szCs w:val="14"/>
-          <w:shd w:val="clear" w:color="auto" w:fill="B7B7B7"/>
-        </w:rPr>
-        <w:t>‑</w:t>
-      </w:r>
-      <w:r>
-        <w:rPr>
-          <w:b/>
-          <w:sz w:val="14"/>
-          <w:szCs w:val="14"/>
+          <w:highlight w:val="lightGray"/>
           <w:shd w:val="clear" w:color="auto" w:fill="B7B7B7"/>
         </w:rPr>
         <w:t>5 Mini) at [9/4/2025]</w:t>
@@ -2781,7 +2659,7 @@
     </w:p>
     <w:p>
       <w:r>
-        <w:pict w14:anchorId="0BAB3C25">
+        <w:pict w14:anchorId="32581AEF">
           <v:rect id="_x0000_i1037" style="width:0;height:1.5pt" o:hralign="center" o:hrstd="t" o:hr="t" fillcolor="#a0a0a0" stroked="f"/>
         </w:pict>
       </w:r>
@@ -2806,48 +2684,39 @@
       </w:pPr>
       <w:r>
         <w:rPr>
-          <w:b/>
+          <w:rFonts w:ascii="Arial" w:eastAsia="Arial" w:hAnsi="Arial"/>
+          <w:sz w:val="18"/>
+          <w:highlight w:val="lightGray"/>
           <w:shd w:val="clear" w:color="auto" w:fill="B7B7B7"/>
         </w:rPr>
-        <w:t># Source</w:t>
-      </w:r>
-      <w:r>
-        <w:rPr>
+        <w:t xml:space="preserve"># Source: Chatgot </w:t>
+      </w:r>
+      <w:r>
+        <w:rPr>
+          <w:rFonts w:ascii="Arial" w:eastAsia="Arial" w:hAnsi="Arial"/>
+          <w:sz w:val="18"/>
+          <w:szCs w:val="14"/>
+          <w:highlight w:val="lightGray"/>
           <w:shd w:val="clear" w:color="auto" w:fill="B7B7B7"/>
         </w:rPr>
-        <w:t xml:space="preserve">: </w:t>
-      </w:r>
-      <w:r>
-        <w:rPr>
-          <w:b/>
+        <w:t>(GPT</w:t>
+      </w:r>
+      <w:r>
+        <w:rPr>
+          <w:rFonts w:ascii="Arial" w:eastAsia="Arial" w:hAnsi="Arial" w:cs="Cambria Math"/>
+          <w:sz w:val="18"/>
+          <w:szCs w:val="14"/>
+          <w:highlight w:val="lightGray"/>
           <w:shd w:val="clear" w:color="auto" w:fill="B7B7B7"/>
         </w:rPr>
-        <w:t xml:space="preserve">Chatgot </w:t>
-      </w:r>
-      <w:r>
-        <w:rPr>
-          <w:b/>
-          <w:sz w:val="14"/>
+        <w:t>‑</w:t>
+      </w:r>
+      <w:r>
+        <w:rPr>
+          <w:rFonts w:ascii="Arial" w:eastAsia="Arial" w:hAnsi="Arial"/>
+          <w:sz w:val="18"/>
           <w:szCs w:val="14"/>
-          <w:shd w:val="clear" w:color="auto" w:fill="B7B7B7"/>
-        </w:rPr>
-        <w:t>(GPT</w:t>
-      </w:r>
-      <w:r>
-        <w:rPr>
-          <w:rFonts w:ascii="Cambria Math" w:hAnsi="Cambria Math" w:cs="Cambria Math"/>
-          <w:b/>
-          <w:sz w:val="14"/>
-          <w:szCs w:val="14"/>
-          <w:shd w:val="clear" w:color="auto" w:fill="B7B7B7"/>
-        </w:rPr>
-        <w:t>‑</w:t>
-      </w:r>
-      <w:r>
-        <w:rPr>
-          <w:b/>
-          <w:sz w:val="14"/>
-          <w:szCs w:val="14"/>
+          <w:highlight w:val="lightGray"/>
           <w:shd w:val="clear" w:color="auto" w:fill="B7B7B7"/>
         </w:rPr>
         <w:t>5 Mini) at [9/4/2025]</w:t>
@@ -2948,7 +2817,6 @@
         <w:rPr>
           <w:rFonts w:ascii="Roboto Mono" w:hAnsi="Roboto Mono"/>
         </w:rPr>
-        <w:lastRenderedPageBreak/>
         <w:t xml:space="preserve">Used for </w:t>
       </w:r>
       <w:r>
@@ -2968,7 +2836,7 @@
     </w:p>
     <w:p>
       <w:r>
-        <w:pict w14:anchorId="432EFBEE">
+        <w:pict w14:anchorId="790E1A43">
           <v:rect id="_x0000_i1038" style="width:0;height:1.5pt" o:hralign="center" o:hrstd="t" o:hr="t" fillcolor="#a0a0a0" stroked="f"/>
         </w:pict>
       </w:r>
@@ -2993,48 +2861,39 @@
       </w:pPr>
       <w:r>
         <w:rPr>
-          <w:b/>
+          <w:rFonts w:ascii="Arial" w:eastAsia="Arial" w:hAnsi="Arial"/>
+          <w:sz w:val="18"/>
+          <w:highlight w:val="lightGray"/>
           <w:shd w:val="clear" w:color="auto" w:fill="B7B7B7"/>
         </w:rPr>
-        <w:t># Source</w:t>
-      </w:r>
-      <w:r>
-        <w:rPr>
+        <w:t xml:space="preserve"># Source: Chatgot </w:t>
+      </w:r>
+      <w:r>
+        <w:rPr>
+          <w:rFonts w:ascii="Arial" w:eastAsia="Arial" w:hAnsi="Arial"/>
+          <w:sz w:val="18"/>
+          <w:szCs w:val="14"/>
+          <w:highlight w:val="lightGray"/>
           <w:shd w:val="clear" w:color="auto" w:fill="B7B7B7"/>
         </w:rPr>
-        <w:t xml:space="preserve">: </w:t>
-      </w:r>
-      <w:r>
-        <w:rPr>
-          <w:b/>
+        <w:t>(GPT</w:t>
+      </w:r>
+      <w:r>
+        <w:rPr>
+          <w:rFonts w:ascii="Arial" w:eastAsia="Arial" w:hAnsi="Arial" w:cs="Cambria Math"/>
+          <w:sz w:val="18"/>
+          <w:szCs w:val="14"/>
+          <w:highlight w:val="lightGray"/>
           <w:shd w:val="clear" w:color="auto" w:fill="B7B7B7"/>
         </w:rPr>
-        <w:t xml:space="preserve">Chatgot </w:t>
-      </w:r>
-      <w:r>
-        <w:rPr>
-          <w:b/>
-          <w:sz w:val="14"/>
+        <w:t>‑</w:t>
+      </w:r>
+      <w:r>
+        <w:rPr>
+          <w:rFonts w:ascii="Arial" w:eastAsia="Arial" w:hAnsi="Arial"/>
+          <w:sz w:val="18"/>
           <w:szCs w:val="14"/>
-          <w:shd w:val="clear" w:color="auto" w:fill="B7B7B7"/>
-        </w:rPr>
-        <w:t>(GPT</w:t>
-      </w:r>
-      <w:r>
-        <w:rPr>
-          <w:rFonts w:ascii="Cambria Math" w:hAnsi="Cambria Math" w:cs="Cambria Math"/>
-          <w:b/>
-          <w:sz w:val="14"/>
-          <w:szCs w:val="14"/>
-          <w:shd w:val="clear" w:color="auto" w:fill="B7B7B7"/>
-        </w:rPr>
-        <w:t>‑</w:t>
-      </w:r>
-      <w:r>
-        <w:rPr>
-          <w:b/>
-          <w:sz w:val="14"/>
-          <w:szCs w:val="14"/>
+          <w:highlight w:val="lightGray"/>
           <w:shd w:val="clear" w:color="auto" w:fill="B7B7B7"/>
         </w:rPr>
         <w:t>5 Mini) at [9/4/2025]</w:t>
@@ -3142,7 +3001,7 @@
     </w:p>
     <w:p>
       <w:r>
-        <w:pict w14:anchorId="7C83C4E8">
+        <w:pict w14:anchorId="2D127B92">
           <v:rect id="_x0000_i1039" style="width:0;height:1.5pt" o:hralign="center" o:hrstd="t" o:hr="t" fillcolor="#a0a0a0" stroked="f"/>
         </w:pict>
       </w:r>
@@ -3167,48 +3026,39 @@
       </w:pPr>
       <w:r>
         <w:rPr>
-          <w:b/>
+          <w:rFonts w:ascii="Arial" w:eastAsia="Arial" w:hAnsi="Arial"/>
+          <w:sz w:val="18"/>
+          <w:highlight w:val="lightGray"/>
           <w:shd w:val="clear" w:color="auto" w:fill="B7B7B7"/>
         </w:rPr>
-        <w:t># Source</w:t>
-      </w:r>
-      <w:r>
-        <w:rPr>
+        <w:t xml:space="preserve"># Source: Chatgot </w:t>
+      </w:r>
+      <w:r>
+        <w:rPr>
+          <w:rFonts w:ascii="Arial" w:eastAsia="Arial" w:hAnsi="Arial"/>
+          <w:sz w:val="18"/>
+          <w:szCs w:val="14"/>
+          <w:highlight w:val="lightGray"/>
           <w:shd w:val="clear" w:color="auto" w:fill="B7B7B7"/>
         </w:rPr>
-        <w:t xml:space="preserve">: </w:t>
-      </w:r>
-      <w:r>
-        <w:rPr>
-          <w:b/>
+        <w:t>(GPT</w:t>
+      </w:r>
+      <w:r>
+        <w:rPr>
+          <w:rFonts w:ascii="Arial" w:eastAsia="Arial" w:hAnsi="Arial" w:cs="Cambria Math"/>
+          <w:sz w:val="18"/>
+          <w:szCs w:val="14"/>
+          <w:highlight w:val="lightGray"/>
           <w:shd w:val="clear" w:color="auto" w:fill="B7B7B7"/>
         </w:rPr>
-        <w:t xml:space="preserve">Chatgot </w:t>
-      </w:r>
-      <w:r>
-        <w:rPr>
-          <w:b/>
-          <w:sz w:val="14"/>
+        <w:t>‑</w:t>
+      </w:r>
+      <w:r>
+        <w:rPr>
+          <w:rFonts w:ascii="Arial" w:eastAsia="Arial" w:hAnsi="Arial"/>
+          <w:sz w:val="18"/>
           <w:szCs w:val="14"/>
-          <w:shd w:val="clear" w:color="auto" w:fill="B7B7B7"/>
-        </w:rPr>
-        <w:t>(GPT</w:t>
-      </w:r>
-      <w:r>
-        <w:rPr>
-          <w:rFonts w:ascii="Cambria Math" w:hAnsi="Cambria Math" w:cs="Cambria Math"/>
-          <w:b/>
-          <w:sz w:val="14"/>
-          <w:szCs w:val="14"/>
-          <w:shd w:val="clear" w:color="auto" w:fill="B7B7B7"/>
-        </w:rPr>
-        <w:t>‑</w:t>
-      </w:r>
-      <w:r>
-        <w:rPr>
-          <w:b/>
-          <w:sz w:val="14"/>
-          <w:szCs w:val="14"/>
+          <w:highlight w:val="lightGray"/>
           <w:shd w:val="clear" w:color="auto" w:fill="B7B7B7"/>
         </w:rPr>
         <w:t>5 Mini) at [9/4/2025]</w:t>
@@ -3291,7 +3141,7 @@
     </w:p>
     <w:p>
       <w:r>
-        <w:pict w14:anchorId="6625E440">
+        <w:pict w14:anchorId="391B5400">
           <v:rect id="_x0000_i1040" style="width:0;height:1.5pt" o:hralign="center" o:hrstd="t" o:hr="t" fillcolor="#a0a0a0" stroked="f"/>
         </w:pict>
       </w:r>
@@ -3319,59 +3169,50 @@
       </w:pPr>
       <w:r>
         <w:rPr>
-          <w:b/>
+          <w:rFonts w:ascii="Arial" w:eastAsia="Arial" w:hAnsi="Arial"/>
+          <w:sz w:val="18"/>
+          <w:highlight w:val="lightGray"/>
           <w:shd w:val="clear" w:color="auto" w:fill="B7B7B7"/>
         </w:rPr>
-        <w:t># Source</w:t>
-      </w:r>
-      <w:r>
-        <w:rPr>
+        <w:t xml:space="preserve"># Source: Chatgot </w:t>
+      </w:r>
+      <w:r>
+        <w:rPr>
+          <w:rFonts w:ascii="Arial" w:eastAsia="Arial" w:hAnsi="Arial"/>
+          <w:sz w:val="18"/>
+          <w:szCs w:val="14"/>
+          <w:highlight w:val="lightGray"/>
           <w:shd w:val="clear" w:color="auto" w:fill="B7B7B7"/>
         </w:rPr>
-        <w:t xml:space="preserve">: </w:t>
-      </w:r>
-      <w:r>
-        <w:rPr>
-          <w:b/>
+        <w:t>(GPT</w:t>
+      </w:r>
+      <w:r>
+        <w:rPr>
+          <w:rFonts w:ascii="Arial" w:eastAsia="Arial" w:hAnsi="Arial" w:cs="Cambria Math"/>
+          <w:sz w:val="18"/>
+          <w:szCs w:val="14"/>
+          <w:highlight w:val="lightGray"/>
           <w:shd w:val="clear" w:color="auto" w:fill="B7B7B7"/>
         </w:rPr>
-        <w:t xml:space="preserve">Chatgot </w:t>
-      </w:r>
-      <w:r>
-        <w:rPr>
-          <w:b/>
-          <w:sz w:val="14"/>
+        <w:t>‑</w:t>
+      </w:r>
+      <w:r>
+        <w:rPr>
+          <w:rFonts w:ascii="Arial" w:eastAsia="Arial" w:hAnsi="Arial"/>
+          <w:sz w:val="18"/>
           <w:szCs w:val="14"/>
+          <w:highlight w:val="lightGray"/>
           <w:shd w:val="clear" w:color="auto" w:fill="B7B7B7"/>
         </w:rPr>
-        <w:t>(GPT</w:t>
-      </w:r>
-      <w:r>
-        <w:rPr>
-          <w:rFonts w:ascii="Cambria Math" w:hAnsi="Cambria Math" w:cs="Cambria Math"/>
-          <w:b/>
-          <w:sz w:val="14"/>
-          <w:szCs w:val="14"/>
-          <w:shd w:val="clear" w:color="auto" w:fill="B7B7B7"/>
-        </w:rPr>
-        <w:t>‑</w:t>
-      </w:r>
-      <w:r>
-        <w:rPr>
-          <w:b/>
-          <w:sz w:val="14"/>
-          <w:szCs w:val="14"/>
-          <w:shd w:val="clear" w:color="auto" w:fill="B7B7B7"/>
-        </w:rPr>
         <w:t>5 Mini) at [9/4/2025]</w:t>
       </w:r>
       <w:r>
+        <w:rPr>
+          <w:rFonts w:ascii="Arial" w:eastAsia="Arial" w:hAnsi="Arial"/>
+          <w:sz w:val="18"/>
+          <w:highlight w:val="lightGray"/>
+        </w:rPr>
         <w:br/>
-      </w:r>
-      <w:r>
-        <w:rPr>
-          <w:rFonts w:ascii="Roboto Mono" w:hAnsi="Roboto Mono"/>
-        </w:rPr>
         <w:t>Instead of a tester opening a browser and logging in manually, an automated script might:</w:t>
       </w:r>
     </w:p>
@@ -3406,7 +3247,6 @@
         <w:rPr>
           <w:rFonts w:ascii="Roboto Mono" w:hAnsi="Roboto Mono"/>
         </w:rPr>
-        <w:lastRenderedPageBreak/>
         <w:t>Go to the login page.</w:t>
       </w:r>
     </w:p>
@@ -3476,7 +3316,7 @@
     </w:p>
     <w:p>
       <w:r>
-        <w:pict w14:anchorId="56B261B6">
+        <w:pict w14:anchorId="6872542C">
           <v:rect id="_x0000_i1041" style="width:0;height:1.5pt" o:hralign="center" o:hrstd="t" o:hr="t" fillcolor="#a0a0a0" stroked="f"/>
         </w:pict>
       </w:r>
@@ -3492,50 +3332,41 @@
     <w:p>
       <w:r>
         <w:rPr>
-          <w:b/>
+          <w:rFonts w:ascii="Arial" w:eastAsia="Arial" w:hAnsi="Arial"/>
+          <w:sz w:val="18"/>
+          <w:highlight w:val="lightGray"/>
           <w:shd w:val="clear" w:color="auto" w:fill="B7B7B7"/>
         </w:rPr>
-        <w:t># Source</w:t>
-      </w:r>
-      <w:r>
-        <w:rPr>
+        <w:t xml:space="preserve"># Source: Chatgot </w:t>
+      </w:r>
+      <w:r>
+        <w:rPr>
+          <w:rFonts w:ascii="Arial" w:eastAsia="Arial" w:hAnsi="Arial"/>
+          <w:sz w:val="18"/>
+          <w:szCs w:val="14"/>
+          <w:highlight w:val="lightGray"/>
           <w:shd w:val="clear" w:color="auto" w:fill="B7B7B7"/>
         </w:rPr>
-        <w:t xml:space="preserve">: </w:t>
-      </w:r>
-      <w:r>
-        <w:rPr>
-          <w:b/>
+        <w:t>(GPT</w:t>
+      </w:r>
+      <w:r>
+        <w:rPr>
+          <w:rFonts w:ascii="Arial" w:eastAsia="Arial" w:hAnsi="Arial" w:cs="Cambria Math"/>
+          <w:sz w:val="18"/>
+          <w:szCs w:val="14"/>
+          <w:highlight w:val="lightGray"/>
           <w:shd w:val="clear" w:color="auto" w:fill="B7B7B7"/>
         </w:rPr>
-        <w:t xml:space="preserve">Chatgot </w:t>
-      </w:r>
-      <w:r>
-        <w:rPr>
-          <w:b/>
-          <w:sz w:val="14"/>
+        <w:t>‑</w:t>
+      </w:r>
+      <w:r>
+        <w:rPr>
+          <w:rFonts w:ascii="Arial" w:eastAsia="Arial" w:hAnsi="Arial"/>
+          <w:sz w:val="18"/>
           <w:szCs w:val="14"/>
+          <w:highlight w:val="lightGray"/>
           <w:shd w:val="clear" w:color="auto" w:fill="B7B7B7"/>
         </w:rPr>
-        <w:t>(GPT</w:t>
-      </w:r>
-      <w:r>
-        <w:rPr>
-          <w:rFonts w:ascii="Cambria Math" w:hAnsi="Cambria Math" w:cs="Cambria Math"/>
-          <w:b/>
-          <w:sz w:val="14"/>
-          <w:szCs w:val="14"/>
-          <w:shd w:val="clear" w:color="auto" w:fill="B7B7B7"/>
-        </w:rPr>
-        <w:t>‑</w:t>
-      </w:r>
-      <w:r>
-        <w:rPr>
-          <w:b/>
-          <w:sz w:val="14"/>
-          <w:szCs w:val="14"/>
-          <w:shd w:val="clear" w:color="auto" w:fill="B7B7B7"/>
-        </w:rPr>
         <w:t>5 Mini) at [9/4/2025]</w:t>
       </w:r>
     </w:p>
@@ -3545,7 +3376,7 @@
           <w:noProof/>
         </w:rPr>
         <w:drawing>
-          <wp:inline distT="0" distB="0" distL="0" distR="0" wp14:anchorId="2B8FE2EC" wp14:editId="4A01431D">
+          <wp:inline distT="0" distB="0" distL="0" distR="0" wp14:anchorId="36D8320A" wp14:editId="1F0467C0">
             <wp:extent cx="5943600" cy="3474720"/>
             <wp:effectExtent l="0" t="0" r="0" b="0"/>
             <wp:docPr id="2025621802" name="Picture 1"/>
@@ -3768,62 +3599,46 @@
               <w:rPr>
                 <w:rFonts w:ascii="Roboto Mono" w:hAnsi="Roboto Mono"/>
               </w:rPr>
-              <w:t xml:space="preserve">After every update of an online banking app, </w:t>
-            </w:r>
-            <w:r>
-              <w:rPr>
-                <w:rFonts w:ascii="Roboto Mono" w:hAnsi="Roboto Mono"/>
-              </w:rPr>
-              <w:lastRenderedPageBreak/>
-              <w:t>automated scripts re-check login, money transfer, and balance display.</w:t>
-            </w:r>
-          </w:p>
-        </w:tc>
-        <w:tc>
-          <w:tcPr>
-            <w:tcW w:w="0" w:type="auto"/>
-            <w:vAlign w:val="center"/>
-            <w:hideMark/>
-          </w:tcPr>
-          <w:p>
-            <w:pPr>
-              <w:rPr>
-                <w:rFonts w:ascii="Roboto Mono" w:hAnsi="Roboto Mono"/>
-              </w:rPr>
-            </w:pPr>
-            <w:r>
-              <w:rPr>
-                <w:rFonts w:ascii="Roboto Mono" w:hAnsi="Roboto Mono"/>
-              </w:rPr>
-              <w:lastRenderedPageBreak/>
-              <w:t xml:space="preserve">Saves time, ensures old features still work </w:t>
-            </w:r>
-            <w:r>
-              <w:rPr>
-                <w:rFonts w:ascii="Roboto Mono" w:hAnsi="Roboto Mono"/>
-              </w:rPr>
-              <w:lastRenderedPageBreak/>
-              <w:t>after changes.</w:t>
-            </w:r>
-          </w:p>
-        </w:tc>
-        <w:tc>
-          <w:tcPr>
-            <w:tcW w:w="0" w:type="auto"/>
-            <w:vAlign w:val="center"/>
-            <w:hideMark/>
-          </w:tcPr>
-          <w:p>
-            <w:pPr>
-              <w:rPr>
-                <w:rFonts w:ascii="Roboto Mono" w:hAnsi="Roboto Mono"/>
-              </w:rPr>
-            </w:pPr>
-            <w:r>
-              <w:rPr>
-                <w:rFonts w:ascii="Roboto Mono" w:hAnsi="Roboto Mono"/>
-              </w:rPr>
-              <w:lastRenderedPageBreak/>
+              <w:t>After every update of an online banking app, automated scripts re-check login, money transfer, and balance display.</w:t>
+            </w:r>
+          </w:p>
+        </w:tc>
+        <w:tc>
+          <w:tcPr>
+            <w:tcW w:w="0" w:type="auto"/>
+            <w:vAlign w:val="center"/>
+            <w:hideMark/>
+          </w:tcPr>
+          <w:p>
+            <w:pPr>
+              <w:rPr>
+                <w:rFonts w:ascii="Roboto Mono" w:hAnsi="Roboto Mono"/>
+              </w:rPr>
+            </w:pPr>
+            <w:r>
+              <w:rPr>
+                <w:rFonts w:ascii="Roboto Mono" w:hAnsi="Roboto Mono"/>
+              </w:rPr>
+              <w:t>Saves time, ensures old features still work after changes.</w:t>
+            </w:r>
+          </w:p>
+        </w:tc>
+        <w:tc>
+          <w:tcPr>
+            <w:tcW w:w="0" w:type="auto"/>
+            <w:vAlign w:val="center"/>
+            <w:hideMark/>
+          </w:tcPr>
+          <w:p>
+            <w:pPr>
+              <w:rPr>
+                <w:rFonts w:ascii="Roboto Mono" w:hAnsi="Roboto Mono"/>
+              </w:rPr>
+            </w:pPr>
+            <w:r>
+              <w:rPr>
+                <w:rFonts w:ascii="Roboto Mono" w:hAnsi="Roboto Mono"/>
+              </w:rPr>
               <w:t>Selenium, Cypress, Playwright</w:t>
             </w:r>
           </w:p>
@@ -3844,14 +3659,7 @@
               <w:rPr>
                 <w:rFonts w:ascii="Roboto Mono" w:hAnsi="Roboto Mono"/>
               </w:rPr>
-              <w:t xml:space="preserve">Faster release cycles, early bug </w:t>
-            </w:r>
-            <w:r>
-              <w:rPr>
-                <w:rFonts w:ascii="Roboto Mono" w:hAnsi="Roboto Mono"/>
-              </w:rPr>
-              <w:lastRenderedPageBreak/>
-              <w:t>detection, reduced manual effort</w:t>
+              <w:t>Faster release cycles, early bug detection, reduced manual effort</w:t>
             </w:r>
           </w:p>
         </w:tc>
@@ -3878,7 +3686,6 @@
                 <w:b/>
                 <w:bCs/>
               </w:rPr>
-              <w:lastRenderedPageBreak/>
               <w:t>Cross-Browser Testing</w:t>
             </w:r>
           </w:p>
@@ -4006,34 +3813,26 @@
               <w:rPr>
                 <w:rFonts w:ascii="Roboto Mono" w:hAnsi="Roboto Mono"/>
               </w:rPr>
-              <w:t xml:space="preserve">Automated scripts verify that a flight booking API returns correct prices, availability, and handles </w:t>
-            </w:r>
-            <w:r>
-              <w:rPr>
-                <w:rFonts w:ascii="Roboto Mono" w:hAnsi="Roboto Mono"/>
-              </w:rPr>
-              <w:lastRenderedPageBreak/>
-              <w:t>errors properly.</w:t>
-            </w:r>
-          </w:p>
-        </w:tc>
-        <w:tc>
-          <w:tcPr>
-            <w:tcW w:w="0" w:type="auto"/>
-            <w:vAlign w:val="center"/>
-            <w:hideMark/>
-          </w:tcPr>
-          <w:p>
-            <w:pPr>
-              <w:rPr>
-                <w:rFonts w:ascii="Roboto Mono" w:hAnsi="Roboto Mono"/>
-              </w:rPr>
-            </w:pPr>
-            <w:r>
-              <w:rPr>
-                <w:rFonts w:ascii="Roboto Mono" w:hAnsi="Roboto Mono"/>
-              </w:rPr>
-              <w:lastRenderedPageBreak/>
+              <w:t>Automated scripts verify that a flight booking API returns correct prices, availability, and handles errors properly.</w:t>
+            </w:r>
+          </w:p>
+        </w:tc>
+        <w:tc>
+          <w:tcPr>
+            <w:tcW w:w="0" w:type="auto"/>
+            <w:vAlign w:val="center"/>
+            <w:hideMark/>
+          </w:tcPr>
+          <w:p>
+            <w:pPr>
+              <w:rPr>
+                <w:rFonts w:ascii="Roboto Mono" w:hAnsi="Roboto Mono"/>
+              </w:rPr>
+            </w:pPr>
+            <w:r>
+              <w:rPr>
+                <w:rFonts w:ascii="Roboto Mono" w:hAnsi="Roboto Mono"/>
+              </w:rPr>
               <w:t>APIs often have many endpoints; automation ensures consistency and speed.</w:t>
             </w:r>
           </w:p>
@@ -4335,34 +4134,26 @@
               <w:rPr>
                 <w:rFonts w:ascii="Roboto Mono" w:hAnsi="Roboto Mono"/>
               </w:rPr>
-              <w:t xml:space="preserve">Every time developers push new code to GitHub, automated unit and integration </w:t>
-            </w:r>
-            <w:r>
-              <w:rPr>
-                <w:rFonts w:ascii="Roboto Mono" w:hAnsi="Roboto Mono"/>
-              </w:rPr>
-              <w:lastRenderedPageBreak/>
-              <w:t>tests run before deployment.</w:t>
-            </w:r>
-          </w:p>
-        </w:tc>
-        <w:tc>
-          <w:tcPr>
-            <w:tcW w:w="0" w:type="auto"/>
-            <w:vAlign w:val="center"/>
-            <w:hideMark/>
-          </w:tcPr>
-          <w:p>
-            <w:pPr>
-              <w:rPr>
-                <w:rFonts w:ascii="Roboto Mono" w:hAnsi="Roboto Mono"/>
-              </w:rPr>
-            </w:pPr>
-            <w:r>
-              <w:rPr>
-                <w:rFonts w:ascii="Roboto Mono" w:hAnsi="Roboto Mono"/>
-              </w:rPr>
-              <w:lastRenderedPageBreak/>
+              <w:t>Every time developers push new code to GitHub, automated unit and integration tests run before deployment.</w:t>
+            </w:r>
+          </w:p>
+        </w:tc>
+        <w:tc>
+          <w:tcPr>
+            <w:tcW w:w="0" w:type="auto"/>
+            <w:vAlign w:val="center"/>
+            <w:hideMark/>
+          </w:tcPr>
+          <w:p>
+            <w:pPr>
+              <w:rPr>
+                <w:rFonts w:ascii="Roboto Mono" w:hAnsi="Roboto Mono"/>
+              </w:rPr>
+            </w:pPr>
+            <w:r>
+              <w:rPr>
+                <w:rFonts w:ascii="Roboto Mono" w:hAnsi="Roboto Mono"/>
+              </w:rPr>
               <w:t>Ensures new code doesn’t break existing features.</w:t>
             </w:r>
           </w:p>
@@ -4634,55 +4425,45 @@
         <w:rPr>
           <w:lang w:bidi="ar-EG"/>
         </w:rPr>
-        <w:lastRenderedPageBreak/>
         <w:t>degree of test automation</w:t>
       </w:r>
     </w:p>
     <w:p>
       <w:r>
         <w:rPr>
-          <w:b/>
+          <w:rFonts w:ascii="Arial" w:eastAsia="Arial" w:hAnsi="Arial"/>
+          <w:sz w:val="18"/>
+          <w:highlight w:val="lightGray"/>
           <w:shd w:val="clear" w:color="auto" w:fill="B7B7B7"/>
         </w:rPr>
-        <w:t># Source</w:t>
-      </w:r>
-      <w:r>
-        <w:rPr>
+        <w:t xml:space="preserve"># Source: Chatgot </w:t>
+      </w:r>
+      <w:r>
+        <w:rPr>
+          <w:rFonts w:ascii="Arial" w:eastAsia="Arial" w:hAnsi="Arial"/>
+          <w:sz w:val="18"/>
+          <w:szCs w:val="14"/>
+          <w:highlight w:val="lightGray"/>
           <w:shd w:val="clear" w:color="auto" w:fill="B7B7B7"/>
         </w:rPr>
-        <w:t xml:space="preserve">: </w:t>
-      </w:r>
-      <w:r>
-        <w:rPr>
-          <w:b/>
+        <w:t>(GPT</w:t>
+      </w:r>
+      <w:r>
+        <w:rPr>
+          <w:rFonts w:ascii="Arial" w:eastAsia="Arial" w:hAnsi="Arial" w:cs="Cambria Math"/>
+          <w:sz w:val="18"/>
+          <w:szCs w:val="14"/>
+          <w:highlight w:val="lightGray"/>
           <w:shd w:val="clear" w:color="auto" w:fill="B7B7B7"/>
         </w:rPr>
-        <w:t xml:space="preserve">Chatgot </w:t>
-      </w:r>
-      <w:r>
-        <w:rPr>
-          <w:b/>
-          <w:sz w:val="14"/>
+        <w:t>‑</w:t>
+      </w:r>
+      <w:r>
+        <w:rPr>
+          <w:rFonts w:ascii="Arial" w:eastAsia="Arial" w:hAnsi="Arial"/>
+          <w:sz w:val="18"/>
           <w:szCs w:val="14"/>
-          <w:shd w:val="clear" w:color="auto" w:fill="B7B7B7"/>
-        </w:rPr>
-        <w:t>(GPT</w:t>
-      </w:r>
-      <w:r>
-        <w:rPr>
-          <w:rFonts w:ascii="Cambria Math" w:hAnsi="Cambria Math" w:cs="Cambria Math"/>
-          <w:b/>
-          <w:sz w:val="14"/>
-          <w:szCs w:val="14"/>
-          <w:shd w:val="clear" w:color="auto" w:fill="B7B7B7"/>
-        </w:rPr>
-        <w:t>‑</w:t>
-      </w:r>
-      <w:r>
-        <w:rPr>
-          <w:b/>
-          <w:sz w:val="14"/>
-          <w:szCs w:val="14"/>
+          <w:highlight w:val="lightGray"/>
           <w:shd w:val="clear" w:color="auto" w:fill="B7B7B7"/>
         </w:rPr>
         <w:t>5 Mini) at [9/4/2025]</w:t>
@@ -4936,7 +4717,7 @@
           <w:noProof/>
         </w:rPr>
         <w:drawing>
-          <wp:inline distT="0" distB="0" distL="0" distR="0" wp14:anchorId="2D787F09" wp14:editId="02AE4B66">
+          <wp:inline distT="0" distB="0" distL="0" distR="0" wp14:anchorId="070CFA7C" wp14:editId="17F21056">
             <wp:extent cx="5943600" cy="1242695"/>
             <wp:effectExtent l="0" t="0" r="0" b="0"/>
             <wp:docPr id="676722321" name="Picture 1"/>
@@ -5399,7 +5180,6 @@
           <w:bCs/>
           <w:lang w:bidi="ar-EG"/>
         </w:rPr>
-        <w:lastRenderedPageBreak/>
         <w:t>Common Levels</w:t>
       </w:r>
       <w:r>
@@ -5644,7 +5424,7 @@
         <w:rPr>
           <w:lang w:bidi="ar-EG"/>
         </w:rPr>
-        <w:pict w14:anchorId="145B63A1">
+        <w:pict w14:anchorId="05140377">
           <v:rect id="_x0000_i1042" style="width:0;height:1.5pt" o:hralign="center" o:hrstd="t" o:hr="t" fillcolor="#a0a0a0" stroked="f"/>
         </w:pict>
       </w:r>
@@ -5660,48 +5440,39 @@
     <w:p>
       <w:r>
         <w:rPr>
-          <w:b/>
+          <w:rFonts w:ascii="Arial" w:eastAsia="Arial" w:hAnsi="Arial"/>
+          <w:sz w:val="18"/>
+          <w:highlight w:val="lightGray"/>
           <w:shd w:val="clear" w:color="auto" w:fill="B7B7B7"/>
         </w:rPr>
-        <w:t># Source</w:t>
-      </w:r>
-      <w:r>
-        <w:rPr>
+        <w:t xml:space="preserve"># Source: Chatgot </w:t>
+      </w:r>
+      <w:r>
+        <w:rPr>
+          <w:rFonts w:ascii="Arial" w:eastAsia="Arial" w:hAnsi="Arial"/>
+          <w:sz w:val="18"/>
+          <w:szCs w:val="14"/>
+          <w:highlight w:val="lightGray"/>
           <w:shd w:val="clear" w:color="auto" w:fill="B7B7B7"/>
         </w:rPr>
-        <w:t xml:space="preserve">: </w:t>
-      </w:r>
-      <w:r>
-        <w:rPr>
-          <w:b/>
+        <w:t>(GPT</w:t>
+      </w:r>
+      <w:r>
+        <w:rPr>
+          <w:rFonts w:ascii="Arial" w:eastAsia="Arial" w:hAnsi="Arial" w:cs="Cambria Math"/>
+          <w:sz w:val="18"/>
+          <w:szCs w:val="14"/>
+          <w:highlight w:val="lightGray"/>
           <w:shd w:val="clear" w:color="auto" w:fill="B7B7B7"/>
         </w:rPr>
-        <w:t xml:space="preserve">Chatgot </w:t>
-      </w:r>
-      <w:r>
-        <w:rPr>
-          <w:b/>
-          <w:sz w:val="14"/>
+        <w:t>‑</w:t>
+      </w:r>
+      <w:r>
+        <w:rPr>
+          <w:rFonts w:ascii="Arial" w:eastAsia="Arial" w:hAnsi="Arial"/>
+          <w:sz w:val="18"/>
           <w:szCs w:val="14"/>
-          <w:shd w:val="clear" w:color="auto" w:fill="B7B7B7"/>
-        </w:rPr>
-        <w:t>(GPT</w:t>
-      </w:r>
-      <w:r>
-        <w:rPr>
-          <w:rFonts w:ascii="Cambria Math" w:hAnsi="Cambria Math" w:cs="Cambria Math"/>
-          <w:b/>
-          <w:sz w:val="14"/>
-          <w:szCs w:val="14"/>
-          <w:shd w:val="clear" w:color="auto" w:fill="B7B7B7"/>
-        </w:rPr>
-        <w:t>‑</w:t>
-      </w:r>
-      <w:r>
-        <w:rPr>
-          <w:b/>
-          <w:sz w:val="14"/>
-          <w:szCs w:val="14"/>
+          <w:highlight w:val="lightGray"/>
           <w:shd w:val="clear" w:color="auto" w:fill="B7B7B7"/>
         </w:rPr>
         <w:t>5 Mini) at [9/4/2025]</w:t>
@@ -6078,7 +5849,7 @@
     </w:tbl>
     <w:p>
       <w:r>
-        <w:pict w14:anchorId="1109C92B">
+        <w:pict w14:anchorId="6BD599C9">
           <v:rect id="_x0000_i1043" style="width:0;height:1.5pt" o:hralign="center" o:hrstd="t" o:hr="t" fillcolor="#a0a0a0" stroked="f"/>
         </w:pict>
       </w:r>
@@ -6101,50 +5872,41 @@
       </w:pPr>
       <w:r>
         <w:rPr>
-          <w:b/>
+          <w:rFonts w:ascii="Arial" w:eastAsia="Arial" w:hAnsi="Arial"/>
+          <w:sz w:val="18"/>
+          <w:highlight w:val="lightGray"/>
           <w:shd w:val="clear" w:color="auto" w:fill="B7B7B7"/>
         </w:rPr>
-        <w:t># Source</w:t>
-      </w:r>
-      <w:r>
-        <w:rPr>
+        <w:t xml:space="preserve"># Source: Chatgot </w:t>
+      </w:r>
+      <w:r>
+        <w:rPr>
+          <w:rFonts w:ascii="Arial" w:eastAsia="Arial" w:hAnsi="Arial"/>
+          <w:sz w:val="18"/>
+          <w:szCs w:val="14"/>
+          <w:highlight w:val="lightGray"/>
           <w:shd w:val="clear" w:color="auto" w:fill="B7B7B7"/>
         </w:rPr>
-        <w:t xml:space="preserve">: </w:t>
-      </w:r>
-      <w:r>
-        <w:rPr>
-          <w:b/>
+        <w:t>(GPT</w:t>
+      </w:r>
+      <w:r>
+        <w:rPr>
+          <w:rFonts w:ascii="Arial" w:eastAsia="Arial" w:hAnsi="Arial" w:cs="Cambria Math"/>
+          <w:sz w:val="18"/>
+          <w:szCs w:val="14"/>
+          <w:highlight w:val="lightGray"/>
           <w:shd w:val="clear" w:color="auto" w:fill="B7B7B7"/>
         </w:rPr>
-        <w:t xml:space="preserve">Chatgot </w:t>
-      </w:r>
-      <w:r>
-        <w:rPr>
-          <w:b/>
-          <w:sz w:val="14"/>
+        <w:t>‑</w:t>
+      </w:r>
+      <w:r>
+        <w:rPr>
+          <w:rFonts w:ascii="Arial" w:eastAsia="Arial" w:hAnsi="Arial"/>
+          <w:sz w:val="18"/>
           <w:szCs w:val="14"/>
+          <w:highlight w:val="lightGray"/>
           <w:shd w:val="clear" w:color="auto" w:fill="B7B7B7"/>
         </w:rPr>
-        <w:t>(GPT</w:t>
-      </w:r>
-      <w:r>
-        <w:rPr>
-          <w:rFonts w:ascii="Cambria Math" w:hAnsi="Cambria Math" w:cs="Cambria Math"/>
-          <w:b/>
-          <w:sz w:val="14"/>
-          <w:szCs w:val="14"/>
-          <w:shd w:val="clear" w:color="auto" w:fill="B7B7B7"/>
-        </w:rPr>
-        <w:t>‑</w:t>
-      </w:r>
-      <w:r>
-        <w:rPr>
-          <w:b/>
-          <w:sz w:val="14"/>
-          <w:szCs w:val="14"/>
-          <w:shd w:val="clear" w:color="auto" w:fill="B7B7B7"/>
-        </w:rPr>
         <w:t>5 Mini) at [9/4/2025]</w:t>
       </w:r>
     </w:p>
@@ -6153,9 +5915,8 @@
         <w:rPr>
           <w:noProof/>
         </w:rPr>
-        <w:lastRenderedPageBreak/>
         <w:drawing>
-          <wp:inline distT="0" distB="0" distL="0" distR="0" wp14:anchorId="738F3456" wp14:editId="57D7AE7F">
+          <wp:inline distT="0" distB="0" distL="0" distR="0" wp14:anchorId="3C6969F1" wp14:editId="33120CF5">
             <wp:extent cx="5943600" cy="2589530"/>
             <wp:effectExtent l="0" t="0" r="0" b="1270"/>
             <wp:docPr id="1461810051" name="Picture 1"/>
@@ -6629,6 +6390,7 @@
         </w:rPr>
       </w:pPr>
     </w:p>
+    <w:p/>
     <w:p/>
     <w:sectPr>
       <w:pgSz w:w="12240" w:h="15840"/>
@@ -8885,7 +8647,6 @@
   <w:style w:type="paragraph" w:default="1" w:styleId="Normal">
     <w:name w:val="Normal"/>
     <w:qFormat/>
-    <w:rsid w:val="00D74A58"/>
   </w:style>
   <w:style w:type="paragraph" w:styleId="Heading1">
     <w:name w:val="heading 1"/>
@@ -8894,7 +8655,7 @@
     <w:link w:val="Heading1Char"/>
     <w:uiPriority w:val="9"/>
     <w:qFormat/>
-    <w:rsid w:val="0071620B"/>
+    <w:rsid w:val="0004646F"/>
     <w:pPr>
       <w:keepNext/>
       <w:keepLines/>
@@ -8916,7 +8677,7 @@
     <w:uiPriority w:val="9"/>
     <w:unhideWhenUsed/>
     <w:qFormat/>
-    <w:rsid w:val="0071620B"/>
+    <w:rsid w:val="0004646F"/>
     <w:pPr>
       <w:keepNext/>
       <w:keepLines/>
@@ -8938,7 +8699,7 @@
     <w:uiPriority w:val="9"/>
     <w:unhideWhenUsed/>
     <w:qFormat/>
-    <w:rsid w:val="0071620B"/>
+    <w:rsid w:val="0004646F"/>
     <w:pPr>
       <w:keepNext/>
       <w:keepLines/>
@@ -8960,7 +8721,7 @@
     <w:uiPriority w:val="9"/>
     <w:unhideWhenUsed/>
     <w:qFormat/>
-    <w:rsid w:val="0071620B"/>
+    <w:rsid w:val="0004646F"/>
     <w:pPr>
       <w:keepNext/>
       <w:keepLines/>
@@ -8983,7 +8744,7 @@
     <w:semiHidden/>
     <w:unhideWhenUsed/>
     <w:qFormat/>
-    <w:rsid w:val="0071620B"/>
+    <w:rsid w:val="0004646F"/>
     <w:pPr>
       <w:keepNext/>
       <w:keepLines/>
@@ -9004,7 +8765,7 @@
     <w:semiHidden/>
     <w:unhideWhenUsed/>
     <w:qFormat/>
-    <w:rsid w:val="0071620B"/>
+    <w:rsid w:val="0004646F"/>
     <w:pPr>
       <w:keepNext/>
       <w:keepLines/>
@@ -9027,7 +8788,7 @@
     <w:semiHidden/>
     <w:unhideWhenUsed/>
     <w:qFormat/>
-    <w:rsid w:val="0071620B"/>
+    <w:rsid w:val="0004646F"/>
     <w:pPr>
       <w:keepNext/>
       <w:keepLines/>
@@ -9048,7 +8809,7 @@
     <w:semiHidden/>
     <w:unhideWhenUsed/>
     <w:qFormat/>
-    <w:rsid w:val="0071620B"/>
+    <w:rsid w:val="0004646F"/>
     <w:pPr>
       <w:keepNext/>
       <w:keepLines/>
@@ -9071,7 +8832,7 @@
     <w:semiHidden/>
     <w:unhideWhenUsed/>
     <w:qFormat/>
-    <w:rsid w:val="0071620B"/>
+    <w:rsid w:val="0004646F"/>
     <w:pPr>
       <w:keepNext/>
       <w:keepLines/>
@@ -9115,7 +8876,7 @@
     <w:basedOn w:val="DefaultParagraphFont"/>
     <w:link w:val="Heading1"/>
     <w:uiPriority w:val="9"/>
-    <w:rsid w:val="0071620B"/>
+    <w:rsid w:val="0004646F"/>
     <w:rPr>
       <w:rFonts w:asciiTheme="majorHAnsi" w:eastAsiaTheme="majorEastAsia" w:hAnsiTheme="majorHAnsi" w:cstheme="majorBidi"/>
       <w:color w:val="2F5496" w:themeColor="accent1" w:themeShade="BF"/>
@@ -9128,7 +8889,7 @@
     <w:basedOn w:val="DefaultParagraphFont"/>
     <w:link w:val="Heading2"/>
     <w:uiPriority w:val="9"/>
-    <w:rsid w:val="0071620B"/>
+    <w:rsid w:val="0004646F"/>
     <w:rPr>
       <w:rFonts w:asciiTheme="majorHAnsi" w:eastAsiaTheme="majorEastAsia" w:hAnsiTheme="majorHAnsi" w:cstheme="majorBidi"/>
       <w:color w:val="2F5496" w:themeColor="accent1" w:themeShade="BF"/>
@@ -9141,7 +8902,7 @@
     <w:basedOn w:val="DefaultParagraphFont"/>
     <w:link w:val="Heading3"/>
     <w:uiPriority w:val="9"/>
-    <w:rsid w:val="0071620B"/>
+    <w:rsid w:val="0004646F"/>
     <w:rPr>
       <w:rFonts w:eastAsiaTheme="majorEastAsia" w:cstheme="majorBidi"/>
       <w:color w:val="2F5496" w:themeColor="accent1" w:themeShade="BF"/>
@@ -9154,7 +8915,7 @@
     <w:basedOn w:val="DefaultParagraphFont"/>
     <w:link w:val="Heading4"/>
     <w:uiPriority w:val="9"/>
-    <w:rsid w:val="0071620B"/>
+    <w:rsid w:val="0004646F"/>
     <w:rPr>
       <w:rFonts w:eastAsiaTheme="majorEastAsia" w:cstheme="majorBidi"/>
       <w:i/>
@@ -9168,7 +8929,7 @@
     <w:link w:val="Heading5"/>
     <w:uiPriority w:val="9"/>
     <w:semiHidden/>
-    <w:rsid w:val="0071620B"/>
+    <w:rsid w:val="0004646F"/>
     <w:rPr>
       <w:rFonts w:eastAsiaTheme="majorEastAsia" w:cstheme="majorBidi"/>
       <w:color w:val="2F5496" w:themeColor="accent1" w:themeShade="BF"/>
@@ -9180,7 +8941,7 @@
     <w:link w:val="Heading6"/>
     <w:uiPriority w:val="9"/>
     <w:semiHidden/>
-    <w:rsid w:val="0071620B"/>
+    <w:rsid w:val="0004646F"/>
     <w:rPr>
       <w:rFonts w:eastAsiaTheme="majorEastAsia" w:cstheme="majorBidi"/>
       <w:i/>
@@ -9194,7 +8955,7 @@
     <w:link w:val="Heading7"/>
     <w:uiPriority w:val="9"/>
     <w:semiHidden/>
-    <w:rsid w:val="0071620B"/>
+    <w:rsid w:val="0004646F"/>
     <w:rPr>
       <w:rFonts w:eastAsiaTheme="majorEastAsia" w:cstheme="majorBidi"/>
       <w:color w:val="595959" w:themeColor="text1" w:themeTint="A6"/>
@@ -9206,7 +8967,7 @@
     <w:link w:val="Heading8"/>
     <w:uiPriority w:val="9"/>
     <w:semiHidden/>
-    <w:rsid w:val="0071620B"/>
+    <w:rsid w:val="0004646F"/>
     <w:rPr>
       <w:rFonts w:eastAsiaTheme="majorEastAsia" w:cstheme="majorBidi"/>
       <w:i/>
@@ -9220,7 +8981,7 @@
     <w:link w:val="Heading9"/>
     <w:uiPriority w:val="9"/>
     <w:semiHidden/>
-    <w:rsid w:val="0071620B"/>
+    <w:rsid w:val="0004646F"/>
     <w:rPr>
       <w:rFonts w:eastAsiaTheme="majorEastAsia" w:cstheme="majorBidi"/>
       <w:color w:val="272727" w:themeColor="text1" w:themeTint="D8"/>
@@ -9233,7 +8994,7 @@
     <w:link w:val="TitleChar"/>
     <w:uiPriority w:val="10"/>
     <w:qFormat/>
-    <w:rsid w:val="0071620B"/>
+    <w:rsid w:val="0004646F"/>
     <w:pPr>
       <w:spacing w:after="80" w:line="240" w:lineRule="auto"/>
       <w:contextualSpacing/>
@@ -9251,7 +9012,7 @@
     <w:basedOn w:val="DefaultParagraphFont"/>
     <w:link w:val="Title"/>
     <w:uiPriority w:val="10"/>
-    <w:rsid w:val="0071620B"/>
+    <w:rsid w:val="0004646F"/>
     <w:rPr>
       <w:rFonts w:asciiTheme="majorHAnsi" w:eastAsiaTheme="majorEastAsia" w:hAnsiTheme="majorHAnsi" w:cstheme="majorBidi"/>
       <w:spacing w:val="-10"/>
@@ -9267,7 +9028,7 @@
     <w:link w:val="SubtitleChar"/>
     <w:uiPriority w:val="11"/>
     <w:qFormat/>
-    <w:rsid w:val="0071620B"/>
+    <w:rsid w:val="0004646F"/>
     <w:pPr>
       <w:numPr>
         <w:ilvl w:val="1"/>
@@ -9286,7 +9047,7 @@
     <w:basedOn w:val="DefaultParagraphFont"/>
     <w:link w:val="Subtitle"/>
     <w:uiPriority w:val="11"/>
-    <w:rsid w:val="0071620B"/>
+    <w:rsid w:val="0004646F"/>
     <w:rPr>
       <w:rFonts w:eastAsiaTheme="majorEastAsia" w:cstheme="majorBidi"/>
       <w:color w:val="595959" w:themeColor="text1" w:themeTint="A6"/>
@@ -9302,7 +9063,7 @@
     <w:link w:val="QuoteChar"/>
     <w:uiPriority w:val="29"/>
     <w:qFormat/>
-    <w:rsid w:val="0071620B"/>
+    <w:rsid w:val="0004646F"/>
     <w:pPr>
       <w:spacing w:before="160"/>
       <w:jc w:val="center"/>
@@ -9318,7 +9079,7 @@
     <w:basedOn w:val="DefaultParagraphFont"/>
     <w:link w:val="Quote"/>
     <w:uiPriority w:val="29"/>
-    <w:rsid w:val="0071620B"/>
+    <w:rsid w:val="0004646F"/>
     <w:rPr>
       <w:i/>
       <w:iCs/>
@@ -9330,7 +9091,7 @@
     <w:basedOn w:val="Normal"/>
     <w:uiPriority w:val="34"/>
     <w:qFormat/>
-    <w:rsid w:val="0071620B"/>
+    <w:rsid w:val="0004646F"/>
     <w:pPr>
       <w:ind w:left="720"/>
       <w:contextualSpacing/>
@@ -9341,7 +9102,7 @@
     <w:basedOn w:val="DefaultParagraphFont"/>
     <w:uiPriority w:val="21"/>
     <w:qFormat/>
-    <w:rsid w:val="0071620B"/>
+    <w:rsid w:val="0004646F"/>
     <w:rPr>
       <w:i/>
       <w:iCs/>
@@ -9355,7 +9116,7 @@
     <w:link w:val="IntenseQuoteChar"/>
     <w:uiPriority w:val="30"/>
     <w:qFormat/>
-    <w:rsid w:val="0071620B"/>
+    <w:rsid w:val="0004646F"/>
     <w:pPr>
       <w:pBdr>
         <w:top w:val="single" w:sz="4" w:space="10" w:color="2F5496" w:themeColor="accent1" w:themeShade="BF"/>
@@ -9376,7 +9137,7 @@
     <w:basedOn w:val="DefaultParagraphFont"/>
     <w:link w:val="IntenseQuote"/>
     <w:uiPriority w:val="30"/>
-    <w:rsid w:val="0071620B"/>
+    <w:rsid w:val="0004646F"/>
     <w:rPr>
       <w:i/>
       <w:iCs/>
@@ -9388,7 +9149,7 @@
     <w:basedOn w:val="DefaultParagraphFont"/>
     <w:uiPriority w:val="32"/>
     <w:qFormat/>
-    <w:rsid w:val="0071620B"/>
+    <w:rsid w:val="0004646F"/>
     <w:rPr>
       <w:b/>
       <w:bCs/>
